--- a/аттестация_1/Промежуточная аттестация №1 КручининС.В..docx
+++ b/аттестация_1/Промежуточная аттестация №1 КручининС.В..docx
@@ -9,6 +9,15 @@
           <w:sz w:val="24"/>
         </w:rPr>
         <w:t>Кручинин С.В.</w:t>
+      </w:r>
+    </w:p>
+    <w:p>
+      <w:r>
+        <w:rPr>
+          <w:rFonts w:ascii="Times New Roman" w:hAnsi="Times New Roman" w:eastAsia="Times New Roman"/>
+          <w:sz w:val="24"/>
+        </w:rPr>
+        <w:t>Урок 40.</w:t>
       </w:r>
     </w:p>
     <w:p>
